--- a/Aqua_Rapha_Project_Report_101-Formatted.docx
+++ b/Aqua_Rapha_Project_Report_101-Formatted.docx
@@ -7683,6 +7683,12 @@
             <w:insideH w:val="single" w:color="auto" w:sz="4" w:space="0"/>
             <w:insideV w:val="single" w:color="auto" w:sz="4" w:space="0"/>
           </w:tblBorders>
+          <w:tblCellMar>
+            <w:top w:w="0" w:type="dxa"/>
+            <w:left w:w="10" w:type="dxa"/>
+            <w:bottom w:w="0" w:type="dxa"/>
+            <w:right w:w="10" w:type="dxa"/>
+          </w:tblCellMar>
         </w:tblPrEx>
         <w:tc>
           <w:tcPr>
@@ -14326,7 +14332,7 @@
           <w:szCs w:val="24"/>
           <w:lang w:val="en-US"/>
         </w:rPr>
-        <w:t xml:space="preserve">                                                                       </w:t>
+        <w:t xml:space="preserve">                                                                        </w:t>
       </w:r>
       <w:r>
         <w:rPr>
@@ -14459,6 +14465,8 @@
         </w:rPr>
         <w:t>28th July, 2026.</w:t>
       </w:r>
+      <w:bookmarkStart w:id="0" w:name="_GoBack"/>
+      <w:bookmarkEnd w:id="0"/>
     </w:p>
     <w:p>
       <w:pPr>
@@ -14765,6 +14773,12 @@
             <w:insideH w:val="single" w:color="auto" w:sz="4" w:space="0"/>
             <w:insideV w:val="single" w:color="auto" w:sz="4" w:space="0"/>
           </w:tblBorders>
+          <w:tblCellMar>
+            <w:top w:w="0" w:type="dxa"/>
+            <w:left w:w="10" w:type="dxa"/>
+            <w:bottom w:w="0" w:type="dxa"/>
+            <w:right w:w="10" w:type="dxa"/>
+          </w:tblCellMar>
         </w:tblPrEx>
         <w:tc>
           <w:tcPr>
@@ -15028,8 +15042,6 @@
               </w:rPr>
               <w:t>I am aware of the advertisements of Aqua Rapha products in my area.</w:t>
             </w:r>
-            <w:bookmarkStart w:id="0" w:name="_GoBack"/>
-            <w:bookmarkEnd w:id="0"/>
           </w:p>
         </w:tc>
         <w:tc>
@@ -15788,6 +15800,12 @@
             <w:insideH w:val="single" w:color="auto" w:sz="4" w:space="0"/>
             <w:insideV w:val="single" w:color="auto" w:sz="4" w:space="0"/>
           </w:tblBorders>
+          <w:tblCellMar>
+            <w:top w:w="0" w:type="dxa"/>
+            <w:left w:w="10" w:type="dxa"/>
+            <w:bottom w:w="0" w:type="dxa"/>
+            <w:right w:w="10" w:type="dxa"/>
+          </w:tblCellMar>
         </w:tblPrEx>
         <w:tc>
           <w:tcPr>
